--- a/templates/tesis_word_actualizada.docx
+++ b/templates/tesis_word_actualizada.docx
@@ -868,6 +868,7 @@
       <w:r>
         <w:rPr>
           <w:rFonts w:ascii="Times New Roman" w:hAnsi="Times New Roman" w:cs="Times New Roman"/>
+          <w:b/>
         </w:rPr>
         <w:t>{{notaTexto}}</w:t>
       </w:r>

--- a/templates/tesis_word_actualizada.docx
+++ b/templates/tesis_word_actualizada.docx
@@ -1,6 +1,6 @@
 
 <file path=word/document.xml><?xml version="1.0" encoding="utf-8"?>
-<w:document xmlns:ns1="http://schemas.openxmlformats.org/markup-compatibility/2006" xmlns:ns2="http://schemas.microsoft.com/office/word/2010/wordml" xmlns:ns3="http://schemas.microsoft.com/office/word/2012/wordml" xmlns:ns4="http://schemas.openxmlformats.org/officeDocument/2006/relationships" xmlns:w="http://schemas.openxmlformats.org/wordprocessingml/2006/main" ns1:Ignorable="w14 w15 w16se w16cid w16 w16cex w16sdtdh wp14">
+<w:document xmlns:ns1="http://schemas.openxmlformats.org/markup-compatibility/2006" xmlns:ns2="http://schemas.microsoft.com/office/word/2010/wordml" xmlns:ns3="http://schemas.microsoft.com/office/word/2012/wordml" xmlns:ns4="http://schemas.openxmlformats.org/officeDocument/2006/relationships" xmlns:w="http://schemas.openxmlformats.org/wordprocessingml/2006/main" xmlns:w14="http://schemas.microsoft.com/office/word/2010/wordml" xmlns:w15="http://schemas.microsoft.com/office/word/2012/wordml" xmlns:w16="http://schemas.microsoft.com/office/word/2018/wordml" xmlns:w16cex="http://schemas.microsoft.com/office/word/2018/wordml/cex" xmlns:w16cid="http://schemas.microsoft.com/office/word/2016/wordml/cid" xmlns:w16sdtdh="http://schemas.microsoft.com/office/word/2020/wordml/sdtdatahash" xmlns:w16se="http://schemas.microsoft.com/office/word/2015/wordml/symex" xmlns:wp14="http://schemas.microsoft.com/office/word/2010/wordprocessingDrawing" ns1:Ignorable="w14 w15 w16se w16cid w16 w16cex w16sdtdh wp14">
   <w:body>
     <w:p ns2:paraId="0785FC68" ns2:textId="160B5618">
       <w:pPr>

--- a/templates/tesis_word_actualizada.docx
+++ b/templates/tesis_word_actualizada.docx
@@ -1,8 +1,8 @@
 
 <file path=word/document.xml><?xml version="1.0" encoding="utf-8"?>
-<w:document xmlns:ns1="http://schemas.openxmlformats.org/markup-compatibility/2006" xmlns:ns2="http://schemas.microsoft.com/office/word/2010/wordml" xmlns:ns3="http://schemas.microsoft.com/office/word/2012/wordml" xmlns:ns4="http://schemas.openxmlformats.org/officeDocument/2006/relationships" xmlns:w="http://schemas.openxmlformats.org/wordprocessingml/2006/main" xmlns:w14="http://schemas.microsoft.com/office/word/2010/wordml" xmlns:w15="http://schemas.microsoft.com/office/word/2012/wordml" xmlns:w16="http://schemas.microsoft.com/office/word/2018/wordml" xmlns:w16cex="http://schemas.microsoft.com/office/word/2018/wordml/cex" xmlns:w16cid="http://schemas.microsoft.com/office/word/2016/wordml/cid" xmlns:w16sdtdh="http://schemas.microsoft.com/office/word/2020/wordml/sdtdatahash" xmlns:w16se="http://schemas.microsoft.com/office/word/2015/wordml/symex" xmlns:wp14="http://schemas.microsoft.com/office/word/2010/wordprocessingDrawing" ns1:Ignorable="w14 w15 w16se w16cid w16 w16cex w16sdtdh wp14">
+<w:document xmlns:wpc="http://schemas.microsoft.com/office/word/2010/wordprocessingCanvas" xmlns:cx="http://schemas.microsoft.com/office/drawing/2014/chartex" xmlns:cx1="http://schemas.microsoft.com/office/drawing/2015/9/8/chartex" xmlns:cx2="http://schemas.microsoft.com/office/drawing/2015/10/21/chartex" xmlns:cx3="http://schemas.microsoft.com/office/drawing/2016/5/9/chartex" xmlns:cx4="http://schemas.microsoft.com/office/drawing/2016/5/10/chartex" xmlns:cx5="http://schemas.microsoft.com/office/drawing/2016/5/11/chartex" xmlns:cx6="http://schemas.microsoft.com/office/drawing/2016/5/12/chartex" xmlns:cx7="http://schemas.microsoft.com/office/drawing/2016/5/13/chartex" xmlns:cx8="http://schemas.microsoft.com/office/drawing/2016/5/14/chartex" xmlns:mc="http://schemas.openxmlformats.org/markup-compatibility/2006" xmlns:aink="http://schemas.microsoft.com/office/drawing/2016/ink" xmlns:am3d="http://schemas.microsoft.com/office/drawing/2017/model3d" xmlns:o="urn:schemas-microsoft-com:office:office" xmlns:r="http://schemas.openxmlformats.org/officeDocument/2006/relationships" xmlns:m="http://schemas.openxmlformats.org/officeDocument/2006/math" xmlns:v="urn:schemas-microsoft-com:vml" xmlns:wp14="http://schemas.microsoft.com/office/word/2010/wordprocessingDrawing" xmlns:wp="http://schemas.openxmlformats.org/drawingml/2006/wordprocessingDrawing" xmlns:w10="urn:schemas-microsoft-com:office:word" xmlns:w="http://schemas.openxmlformats.org/wordprocessingml/2006/main" xmlns:w14="http://schemas.microsoft.com/office/word/2010/wordml" xmlns:w15="http://schemas.microsoft.com/office/word/2012/wordml" xmlns:w16cex="http://schemas.microsoft.com/office/word/2018/wordml/cex" xmlns:w16cid="http://schemas.microsoft.com/office/word/2016/wordml/cid" xmlns:w16="http://schemas.microsoft.com/office/word/2018/wordml" xmlns:w16sdtdh="http://schemas.microsoft.com/office/word/2020/wordml/sdtdatahash" xmlns:w16se="http://schemas.microsoft.com/office/word/2015/wordml/symex" xmlns:wpg="http://schemas.microsoft.com/office/word/2010/wordprocessingGroup" xmlns:wpi="http://schemas.microsoft.com/office/word/2010/wordprocessingInk" xmlns:wne="http://schemas.microsoft.com/office/word/2006/wordml" xmlns:wps="http://schemas.microsoft.com/office/word/2010/wordprocessingShape" mc:Ignorable="w14 w15 w16se w16cid w16 w16cex w16sdtdh wp14">
   <w:body>
-    <w:p ns2:paraId="0785FC68" ns2:textId="160B5618">
+    <w:p>
       <w:pPr>
         <w:spacing w:after="0" w:line="240" w:lineRule="auto"/>
         <w:jc w:val="center"/>
@@ -44,7 +44,7 @@
           <w:placeholder>
             <w:docPart w:val="DefaultPlaceholder_-1854013439"/>
           </w:placeholder>
-          <ns3:color w:val="FF0000"/>
+          <w15:color w:val="FF0000"/>
           <w:dropDownList>
             <w:listItem w:value="Elija un elemento."/>
             <w:listItem w:displayText="TESIS DE GRADO" w:value="TESIS DE GRADO"/>
@@ -63,7 +63,7 @@
         </w:sdtContent>
       </w:sdt>
     </w:p>
-    <w:p ns2:paraId="0B3558C1" ns2:textId="77777777">
+    <w:p>
       <w:pPr>
         <w:spacing w:after="0" w:line="240" w:lineRule="auto"/>
         <w:jc w:val="center"/>
@@ -73,7 +73,7 @@
         </w:rPr>
       </w:pPr>
     </w:p>
-    <w:p ns2:paraId="39E19458" ns2:textId="77777777">
+    <w:p>
       <w:pPr>
         <w:spacing w:after="0" w:line="240" w:lineRule="auto"/>
         <w:jc w:val="both"/>
@@ -101,13 +101,13 @@
         <w:gridCol w:w="1072"/>
         <w:gridCol w:w="5382"/>
       </w:tblGrid>
-      <w:tr ns2:paraId="48A3A524" ns2:textId="77777777">
+      <w:tr>
         <w:tc>
           <w:tcPr>
             <w:tcW w:w="1904" w:type="dxa"/>
             <w:vMerge w:val="restart"/>
           </w:tcPr>
-          <w:p ns2:paraId="73D478F9" ns2:textId="7FF3A4A7">
+          <w:p>
             <w:pPr>
               <w:spacing w:after="0" w:line="240" w:lineRule="auto"/>
               <w:jc w:val="both"/>
@@ -146,7 +146,7 @@
             <w:tcW w:w="6934" w:type="dxa"/>
             <w:gridSpan w:val="2"/>
           </w:tcPr>
-          <w:p ns2:paraId="3931DACC" ns2:textId="5EDC6B0A">
+          <w:p>
             <w:pPr>
               <w:spacing w:after="0" w:line="240" w:lineRule="auto"/>
               <w:jc w:val="center"/>
@@ -169,7 +169,7 @@
           </w:p>
         </w:tc>
       </w:tr>
-      <w:tr ns2:paraId="64AC3CCF" ns2:textId="77777777">
+      <w:tr>
         <w:trPr>
           <w:trHeight w:val="175"/>
         </w:trPr>
@@ -178,7 +178,7 @@
             <w:tcW w:w="1904" w:type="dxa"/>
             <w:vMerge/>
           </w:tcPr>
-          <w:p ns2:paraId="49033889" ns2:textId="77777777">
+          <w:p>
             <w:pPr>
               <w:spacing w:after="0" w:line="240" w:lineRule="auto"/>
               <w:jc w:val="both"/>
@@ -193,7 +193,7 @@
             <w:tcW w:w="6934" w:type="dxa"/>
             <w:gridSpan w:val="2"/>
           </w:tcPr>
-          <w:p ns2:paraId="1B9CAD2C" ns2:textId="205A34ED">
+          <w:p>
             <w:pPr>
               <w:spacing w:after="0" w:line="240" w:lineRule="auto"/>
               <w:jc w:val="center"/>
@@ -213,7 +213,7 @@
           </w:p>
         </w:tc>
       </w:tr>
-      <w:tr ns2:paraId="0FDE2576" ns2:textId="77777777">
+      <w:tr>
         <w:trPr>
           <w:trHeight w:val="80"/>
         </w:trPr>
@@ -222,7 +222,7 @@
             <w:tcW w:w="3080" w:type="dxa"/>
             <w:gridSpan w:val="2"/>
           </w:tcPr>
-          <w:p ns2:paraId="2DFE40FC" ns2:textId="2E0BE092">
+          <w:p>
             <w:pPr>
               <w:spacing w:after="0" w:line="240" w:lineRule="auto"/>
               <w:rPr>
@@ -237,7 +237,7 @@
             <w:tcW w:w="5758" w:type="dxa"/>
             <w:vAlign w:val="center"/>
           </w:tcPr>
-          <w:p ns2:paraId="0E0FD153" ns2:textId="199C68EE">
+          <w:p>
             <w:pPr>
               <w:spacing w:after="0" w:line="240" w:lineRule="auto"/>
               <w:rPr>
@@ -247,7 +247,7 @@
           </w:p>
         </w:tc>
       </w:tr>
-      <w:tr ns2:paraId="78136F1C" ns2:textId="77777777">
+      <w:tr>
         <w:trPr>
           <w:trHeight w:val="340"/>
         </w:trPr>
@@ -257,7 +257,7 @@
             <w:gridSpan w:val="2"/>
             <w:vAlign w:val="center"/>
           </w:tcPr>
-          <w:p ns2:paraId="584FDE35" ns2:textId="6C6E35CD">
+          <w:p>
             <w:pPr>
               <w:spacing w:after="0" w:line="240" w:lineRule="auto"/>
               <w:rPr>
@@ -292,7 +292,7 @@
           <w:tcPr>
             <w:tcW w:w="5758" w:type="dxa"/>
           </w:tcPr>
-          <w:p ns2:paraId="3B0CE6E0" ns2:textId="77777777">
+          <w:p>
             <w:pPr>
               <w:spacing w:after="0" w:line="240" w:lineRule="auto"/>
               <w:rPr>
@@ -316,7 +316,7 @@
               <w:t>{{tribunal2}}</w:t>
             </w:r>
           </w:p>
-          <w:p ns2:paraId="0B0C75E4" ns2:textId="41013C23">
+          <w:p>
             <w:pPr>
               <w:spacing w:after="0" w:line="240" w:lineRule="auto"/>
               <w:rPr>
@@ -327,7 +327,7 @@
           </w:p>
         </w:tc>
       </w:tr>
-      <w:tr ns2:paraId="3E3602C7" ns2:textId="77777777">
+      <w:tr>
         <w:trPr>
           <w:trHeight w:val="340"/>
         </w:trPr>
@@ -336,7 +336,7 @@
             <w:tcW w:w="3080" w:type="dxa"/>
             <w:gridSpan w:val="2"/>
           </w:tcPr>
-          <w:p ns2:paraId="1C9A89B9" ns2:textId="36C76E40">
+          <w:p>
             <w:pPr>
               <w:spacing w:after="0" w:line="240" w:lineRule="auto"/>
               <w:jc w:val="both"/>
@@ -351,7 +351,7 @@
           <w:tcPr>
             <w:tcW w:w="5758" w:type="dxa"/>
           </w:tcPr>
-          <w:p ns2:paraId="6FA23E1E" ns2:textId="31F0BD42">
+          <w:p>
             <w:pPr>
               <w:spacing w:after="0" w:line="240" w:lineRule="auto"/>
               <w:rPr>
@@ -361,7 +361,7 @@
           </w:p>
         </w:tc>
       </w:tr>
-      <w:tr ns2:paraId="4767EED2" ns2:textId="77777777">
+      <w:tr>
         <w:trPr>
           <w:trHeight w:val="340"/>
         </w:trPr>
@@ -371,7 +371,7 @@
             <w:gridSpan w:val="2"/>
             <w:vAlign w:val="center"/>
           </w:tcPr>
-          <w:p ns2:paraId="39156C21" ns2:textId="4A596E9C">
+          <w:p>
             <w:pPr>
               <w:spacing w:after="0" w:line="240" w:lineRule="auto"/>
               <w:rPr>
@@ -392,7 +392,7 @@
           <w:tcPr>
             <w:tcW w:w="5758" w:type="dxa"/>
           </w:tcPr>
-          <w:p ns2:paraId="05E1EDAE" ns2:textId="349906D3">
+          <w:p>
             <w:pPr>
               <w:spacing w:after="0" w:line="240" w:lineRule="auto"/>
               <w:rPr>
@@ -410,7 +410,7 @@
         </w:tc>
       </w:tr>
     </w:tbl>
-    <w:p ns2:paraId="578660FA" ns2:textId="59434989">
+    <w:p>
       <w:pPr>
         <w:spacing w:after="0" w:line="240" w:lineRule="auto"/>
         <w:jc w:val="both"/>
@@ -419,7 +419,7 @@
         </w:rPr>
       </w:pPr>
     </w:p>
-    <w:p ns2:paraId="0AB02683" ns2:textId="06B3CFF3">
+    <w:p>
       <w:pPr>
         <w:spacing w:after="0" w:line="240" w:lineRule="auto"/>
         <w:jc w:val="both"/>
@@ -464,13 +464,14 @@
           <w:placeholder>
             <w:docPart w:val="D02D4D79ED4E4D0EAE220BD44D16B49A"/>
           </w:placeholder>
-          <ns3:color w:val="FF0000"/>
+          <w15:color w:val="FF0000"/>
           <w:dropDownList>
             <w:listItem w:value="Elija un elemento."/>
             <w:listItem w:displayText="el" w:value="el"/>
             <w:listItem w:displayText="la" w:value="la"/>
           </w:dropDownList>
         </w:sdtPr>
+        <w:sdtEndPr/>
         <w:sdtContent>
           <w:r>
             <w:rPr>
@@ -497,13 +498,14 @@
           <w:placeholder>
             <w:docPart w:val="2CB6B4D7A0404B3B90D1801F640712F4"/>
           </w:placeholder>
-          <ns3:color w:val="FF0000"/>
+          <w15:color w:val="FF0000"/>
           <w:dropDownList>
             <w:listItem w:value="Elija un elemento."/>
             <w:listItem w:displayText="Aula Magna" w:value="Aula Magna"/>
             <w:listItem w:displayText="Sala de Defensas" w:value="Sala de Defensas"/>
           </w:dropDownList>
         </w:sdtPr>
+        <w:sdtEndPr/>
         <w:sdtContent>
           <w:r>
             <w:rPr>
@@ -523,27 +525,7 @@
         <w:rPr>
           <w:rFonts w:ascii="Times New Roman" w:hAnsi="Times New Roman" w:cs="Times New Roman"/>
         </w:rPr>
-        <w:t xml:space="preserve"> </w:t>
-      </w:r>
-      <w:proofErr w:type="spellStart"/>
-      <w:r>
-        <w:rPr>
-          <w:rFonts w:ascii="Times New Roman" w:hAnsi="Times New Roman" w:cs="Times New Roman"/>
-        </w:rPr>
-        <w:t>Carrera</w:t>
-      </w:r>
-      <w:proofErr w:type="spellEnd"/>
-      <w:r>
-        <w:rPr>
-          <w:rFonts w:ascii="Times New Roman" w:hAnsi="Times New Roman" w:cs="Times New Roman"/>
-        </w:rPr>
-        <w:t xml:space="preserve"> de Turismo, en presencia del Tribunal de Grado y luego de escuchar el informe de suficiencia del docente tutor, </w:t>
-      </w:r>
-      <w:r>
-        <w:rPr>
-          <w:rFonts w:ascii="Times New Roman" w:hAnsi="Times New Roman" w:cs="Times New Roman"/>
-        </w:rPr>
-        <w:t>{{articuloPostulante1}}</w:t>
+        <w:t xml:space="preserve"> Carrera de Turismo, en presencia del Tribunal de Grado y luego de escuchar el informe de suficiencia del docente tutor, {{articuloPostulante1}}</w:t>
       </w:r>
       <w:r>
         <w:rPr>
@@ -557,13 +539,7 @@
         <w:rPr>
           <w:rFonts w:ascii="Times New Roman" w:hAnsi="Times New Roman" w:cs="Times New Roman"/>
         </w:rPr>
-        <w:t>{{conectorPostulantes}}</w:t>
-      </w:r>
-      <w:r>
-        <w:rPr>
-          <w:rFonts w:ascii="Times New Roman" w:hAnsi="Times New Roman" w:cs="Times New Roman"/>
-        </w:rPr>
-        <w:t>{{articuloPostulante2}}</w:t>
+        <w:t>{{conectorPostulantes}}{{articuloPostulante2}}</w:t>
       </w:r>
       <w:r>
         <w:rPr>
@@ -573,26 +549,24 @@
         </w:rPr>
         <w:t>{{universitario2}}</w:t>
       </w:r>
+      <w:r>
+        <w:rPr>
+          <w:rFonts w:ascii="Times New Roman" w:hAnsi="Times New Roman" w:cs="Times New Roman"/>
+        </w:rPr>
+        <w:t xml:space="preserve"> {{</w:t>
+      </w:r>
       <w:proofErr w:type="spellStart"/>
+      <w:r>
+        <w:rPr>
+          <w:rFonts w:ascii="Times New Roman" w:hAnsi="Times New Roman" w:cs="Times New Roman"/>
+        </w:rPr>
+        <w:t>verboDefensa</w:t>
+      </w:r>
       <w:proofErr w:type="spellEnd"/>
       <w:r>
         <w:rPr>
           <w:rFonts w:ascii="Times New Roman" w:hAnsi="Times New Roman" w:cs="Times New Roman"/>
         </w:rPr>
-        <w:t xml:space="preserve"> {{</w:t>
-      </w:r>
-      <w:proofErr w:type="spellStart"/>
-      <w:r>
-        <w:rPr>
-          <w:rFonts w:ascii="Times New Roman" w:hAnsi="Times New Roman" w:cs="Times New Roman"/>
-        </w:rPr>
-        <w:t>verboDefensa</w:t>
-      </w:r>
-      <w:proofErr w:type="spellEnd"/>
-      <w:r>
-        <w:rPr>
-          <w:rFonts w:ascii="Times New Roman" w:hAnsi="Times New Roman" w:cs="Times New Roman"/>
-        </w:rPr>
         <w:t xml:space="preserve">}} a la sustentación de la defensa de </w:t>
       </w:r>
       <w:r>
@@ -620,7 +594,7 @@
         <w:t xml:space="preserve"> titulada:</w:t>
       </w:r>
     </w:p>
-    <w:p ns2:paraId="39F1A19C" ns2:textId="771AD312">
+    <w:p>
       <w:pPr>
         <w:spacing w:after="0" w:line="240" w:lineRule="auto"/>
         <w:jc w:val="both"/>
@@ -661,7 +635,7 @@
         <w:t xml:space="preserve"> para optar al grado académico de Licenciatura en Turismo.</w:t>
       </w:r>
     </w:p>
-    <w:p ns2:paraId="49ADFA8B" ns2:textId="77777777">
+    <w:p>
       <w:pPr>
         <w:spacing w:after="0" w:line="240" w:lineRule="auto"/>
         <w:jc w:val="both"/>
@@ -670,7 +644,7 @@
         </w:rPr>
       </w:pPr>
     </w:p>
-    <w:p ns2:paraId="05D1B410" ns2:textId="3C3597EE">
+    <w:p>
       <w:pPr>
         <w:spacing w:after="0" w:line="240" w:lineRule="auto"/>
         <w:jc w:val="both"/>
@@ -684,8 +658,14 @@
         </w:rPr>
         <w:t>Concluida la exposición, el tribunal de grado formuló preguntas de rigor en relación a la temática, {{respuestaPostulantes}}</w:t>
       </w:r>
+      <w:r>
+        <w:rPr>
+          <w:rFonts w:ascii="Times New Roman" w:hAnsi="Times New Roman"/>
+        </w:rPr>
+        <w:t>.</w:t>
+      </w:r>
     </w:p>
-    <w:p ns2:paraId="53690392" ns2:textId="77777777">
+    <w:p>
       <w:pPr>
         <w:spacing w:after="0" w:line="240" w:lineRule="auto"/>
         <w:jc w:val="both"/>
@@ -694,7 +674,7 @@
         </w:rPr>
       </w:pPr>
     </w:p>
-    <w:p ns2:paraId="08BB590A" ns2:textId="6865E339">
+    <w:p>
       <w:pPr>
         <w:spacing w:after="0" w:line="240" w:lineRule="auto"/>
         <w:jc w:val="both"/>
@@ -751,7 +731,7 @@
         <w:t>:</w:t>
       </w:r>
     </w:p>
-    <w:p ns2:paraId="14EAC8B3" ns2:textId="77777777">
+    <w:p>
       <w:pPr>
         <w:spacing w:after="0" w:line="240" w:lineRule="auto"/>
         <w:jc w:val="both"/>
@@ -760,7 +740,7 @@
         </w:rPr>
       </w:pPr>
     </w:p>
-    <w:p ns2:paraId="5C54A970" ns2:textId="2C370422">
+    <w:p>
       <w:pPr>
         <w:pStyle w:val="Prrafodelista"/>
         <w:numPr>
@@ -780,7 +760,7 @@
         <w:t>Orden de exposición</w:t>
       </w:r>
     </w:p>
-    <w:p ns2:paraId="73C13D8D" ns2:textId="676CA85B">
+    <w:p>
       <w:pPr>
         <w:pStyle w:val="Prrafodelista"/>
         <w:numPr>
@@ -800,7 +780,7 @@
         <w:t>Dominio del tema</w:t>
       </w:r>
     </w:p>
-    <w:p ns2:paraId="3252B1E6" ns2:textId="4E839BAD">
+    <w:p>
       <w:pPr>
         <w:pStyle w:val="Prrafodelista"/>
         <w:numPr>
@@ -820,7 +800,7 @@
         <w:t>Manejo conceptual</w:t>
       </w:r>
     </w:p>
-    <w:p ns2:paraId="4B305EED" ns2:textId="2D6D7239">
+    <w:p>
       <w:pPr>
         <w:pStyle w:val="Prrafodelista"/>
         <w:numPr>
@@ -840,7 +820,7 @@
         <w:t>Capacidad de respuestas</w:t>
       </w:r>
     </w:p>
-    <w:p ns2:paraId="549E0C14" ns2:textId="77777777">
+    <w:p>
       <w:pPr>
         <w:pStyle w:val="Prrafodelista"/>
         <w:spacing w:after="0" w:line="240" w:lineRule="auto"/>
@@ -850,7 +830,7 @@
         </w:rPr>
       </w:pPr>
     </w:p>
-    <w:p ns2:paraId="32D47F5B" ns2:textId="6C207EBD">
+    <w:p>
       <w:pPr>
         <w:spacing w:after="0" w:line="240" w:lineRule="auto"/>
         <w:jc w:val="both"/>
@@ -898,7 +878,7 @@
           <w:placeholder>
             <w:docPart w:val="DefaultPlaceholder_-1854013439"/>
           </w:placeholder>
-          <ns3:color w:val="FF0000"/>
+          <w15:color w:val="FF0000"/>
           <w:dropDownList>
             <w:listItem w:value="Elija un elemento."/>
             <w:listItem w:displayText="Buena." w:value="Buena."/>
@@ -926,7 +906,7 @@
         <w:t xml:space="preserve"> </w:t>
       </w:r>
     </w:p>
-    <w:p ns2:paraId="519327D9" ns2:textId="77777777">
+    <w:p>
       <w:pPr>
         <w:spacing w:after="0" w:line="240" w:lineRule="auto"/>
         <w:jc w:val="both"/>
@@ -936,7 +916,7 @@
         </w:rPr>
       </w:pPr>
     </w:p>
-    <w:p ns2:paraId="1DA089D5" ns2:textId="723FB1BA">
+    <w:p>
       <w:pPr>
         <w:spacing w:after="0" w:line="240" w:lineRule="auto"/>
         <w:rPr>
@@ -952,7 +932,7 @@
         <w:t>Suscriben en señal de conformidad:</w:t>
       </w:r>
     </w:p>
-    <w:p ns2:paraId="3868F9FE" ns2:textId="6BBC13AB">
+    <w:p>
       <w:pPr>
         <w:spacing w:after="0" w:line="240" w:lineRule="auto"/>
         <w:jc w:val="both"/>
@@ -962,7 +942,7 @@
         </w:rPr>
       </w:pPr>
     </w:p>
-    <w:p ns2:paraId="294B7B56" ns2:textId="0B94AC16">
+    <w:p>
       <w:pPr>
         <w:spacing w:after="0" w:line="240" w:lineRule="auto"/>
         <w:jc w:val="both"/>
@@ -972,7 +952,7 @@
         </w:rPr>
       </w:pPr>
     </w:p>
-    <w:p ns2:paraId="19C6AD27" ns2:textId="0007181B">
+    <w:p>
       <w:pPr>
         <w:spacing w:after="0" w:line="240" w:lineRule="auto"/>
         <w:jc w:val="both"/>
@@ -982,7 +962,7 @@
         </w:rPr>
       </w:pPr>
     </w:p>
-    <w:p ns2:paraId="2B347D6E" ns2:textId="77777777">
+    <w:p>
       <w:pPr>
         <w:spacing w:after="0" w:line="240" w:lineRule="auto"/>
         <w:jc w:val="both"/>
@@ -1011,7 +991,7 @@
         <w:gridCol w:w="4845"/>
         <w:gridCol w:w="4795"/>
       </w:tblGrid>
-      <w:tr ns2:paraId="575C6FC3" ns2:textId="77777777">
+      <w:tr>
         <w:trPr>
           <w:jc w:val="center"/>
         </w:trPr>
@@ -1019,7 +999,7 @@
           <w:tcPr>
             <w:tcW w:w="4845" w:type="dxa"/>
           </w:tcPr>
-          <w:p ns2:paraId="26F008EA" ns2:textId="30F98204">
+          <w:p>
             <w:pPr>
               <w:spacing w:after="0" w:line="240" w:lineRule="auto"/>
               <w:jc w:val="center"/>
@@ -1041,7 +1021,7 @@
           <w:tcPr>
             <w:tcW w:w="4795" w:type="dxa"/>
           </w:tcPr>
-          <w:p ns2:paraId="6192CA01" ns2:textId="56F0C4BC">
+          <w:p>
             <w:pPr>
               <w:spacing w:after="0" w:line="240" w:lineRule="auto"/>
               <w:jc w:val="center"/>
@@ -1060,7 +1040,7 @@
           </w:p>
         </w:tc>
       </w:tr>
-      <w:tr ns2:paraId="6D847B50" ns2:textId="77777777">
+      <w:tr>
         <w:trPr>
           <w:jc w:val="center"/>
         </w:trPr>
@@ -1068,7 +1048,7 @@
           <w:tcPr>
             <w:tcW w:w="4845" w:type="dxa"/>
           </w:tcPr>
-          <w:p ns2:paraId="10387F28" ns2:textId="0AA7E4DB">
+          <w:p>
             <w:pPr>
               <w:spacing w:after="0" w:line="240" w:lineRule="auto"/>
               <w:jc w:val="center"/>
@@ -1091,7 +1071,7 @@
           <w:tcPr>
             <w:tcW w:w="4795" w:type="dxa"/>
           </w:tcPr>
-          <w:p ns2:paraId="6272E9E9" ns2:textId="3DE6DE34">
+          <w:p>
             <w:pPr>
               <w:spacing w:after="0" w:line="240" w:lineRule="auto"/>
               <w:rPr>
@@ -1120,7 +1100,7 @@
         </w:tc>
       </w:tr>
     </w:tbl>
-    <w:p ns2:paraId="714E6FC3" ns2:textId="1FFDA309">
+    <w:p>
       <w:pPr>
         <w:spacing w:after="0" w:line="240" w:lineRule="auto"/>
         <w:jc w:val="both"/>
@@ -1130,7 +1110,7 @@
         </w:rPr>
       </w:pPr>
     </w:p>
-    <w:p ns2:paraId="6E2552F5" ns2:textId="77777777">
+    <w:p>
       <w:pPr>
         <w:spacing w:after="0" w:line="240" w:lineRule="auto"/>
         <w:jc w:val="both"/>
@@ -1140,7 +1120,7 @@
         </w:rPr>
       </w:pPr>
     </w:p>
-    <w:p ns2:paraId="0E39A87A" ns2:textId="3652E3BE">
+    <w:p>
       <w:pPr>
         <w:spacing w:after="0" w:line="240" w:lineRule="auto"/>
         <w:jc w:val="both"/>
@@ -1150,7 +1130,7 @@
         </w:rPr>
       </w:pPr>
     </w:p>
-    <w:p ns2:paraId="08277DB6" ns2:textId="3652E3BE">
+    <w:p>
       <w:pPr>
         <w:tabs>
           <w:tab w:val="left" w:pos="1124"/>
@@ -1189,7 +1169,7 @@
         <w:gridCol w:w="5103"/>
         <w:gridCol w:w="4537"/>
       </w:tblGrid>
-      <w:tr ns2:paraId="641A3F85" ns2:textId="77777777">
+      <w:tr>
         <w:trPr>
           <w:jc w:val="center"/>
         </w:trPr>
@@ -1197,7 +1177,7 @@
           <w:tcPr>
             <w:tcW w:w="5103" w:type="dxa"/>
           </w:tcPr>
-          <w:p ns2:paraId="1A548200" ns2:textId="29B90698">
+          <w:p>
             <w:pPr>
               <w:spacing w:after="0" w:line="240" w:lineRule="auto"/>
               <w:jc w:val="center"/>
@@ -1217,7 +1197,7 @@
           <w:tcPr>
             <w:tcW w:w="4537" w:type="dxa"/>
           </w:tcPr>
-          <w:p ns2:paraId="370C0B4C" ns2:textId="38E47F6E">
+          <w:p>
             <w:pPr>
               <w:spacing w:after="0" w:line="240" w:lineRule="auto"/>
               <w:jc w:val="center"/>
@@ -1238,7 +1218,7 @@
           </w:p>
         </w:tc>
       </w:tr>
-      <w:tr ns2:paraId="07EC1A2A" ns2:textId="77777777">
+      <w:tr>
         <w:trPr>
           <w:jc w:val="center"/>
         </w:trPr>
@@ -1246,7 +1226,7 @@
           <w:tcPr>
             <w:tcW w:w="5103" w:type="dxa"/>
           </w:tcPr>
-          <w:p ns2:paraId="5E03B425" ns2:textId="6A0E33CE">
+          <w:p>
             <w:pPr>
               <w:spacing w:after="0" w:line="240" w:lineRule="auto"/>
               <w:rPr>
@@ -1277,7 +1257,7 @@
           <w:tcPr>
             <w:tcW w:w="4537" w:type="dxa"/>
           </w:tcPr>
-          <w:p ns2:paraId="4F22DFAF" ns2:textId="58838060">
+          <w:p>
             <w:pPr>
               <w:spacing w:after="0" w:line="240" w:lineRule="auto"/>
               <w:jc w:val="center"/>
@@ -1292,16 +1272,16 @@
                 <w:b/>
                 <w:bCs/>
                 <w:color w:val="000000" w:themeColor="text1"/>
-                <ns2:shadow ns2:blurRad="38100" ns2:dist="19050" ns2:dir="2700000" ns2:sx="100000" ns2:sy="100000" ns2:kx="0" ns2:ky="0" ns2:algn="tl">
-                  <ns2:schemeClr ns2:val="dk1">
-                    <ns2:alpha ns2:val="60000"/>
-                  </ns2:schemeClr>
-                </ns2:shadow>
-                <ns2:textOutline ns2:w="0" ns2:cap="flat" ns2:cmpd="sng" ns2:algn="ctr">
-                  <ns2:noFill/>
-                  <ns2:prstDash ns2:val="solid"/>
-                  <ns2:round/>
-                </ns2:textOutline>
+                <w14:shadow w14:blurRad="38100" w14:dist="19050" w14:dir="2700000" w14:sx="100000" w14:sy="100000" w14:kx="0" w14:ky="0" w14:algn="tl">
+                  <w14:schemeClr w14:val="dk1">
+                    <w14:alpha w14:val="60000"/>
+                  </w14:schemeClr>
+                </w14:shadow>
+                <w14:textOutline w14:w="0" w14:cap="flat" w14:cmpd="sng" w14:algn="ctr">
+                  <w14:noFill/>
+                  <w14:prstDash w14:val="solid"/>
+                  <w14:round/>
+                </w14:textOutline>
               </w:rPr>
               <w:t>PRESIDENTE de TRIBUNAL</w:t>
             </w:r>
@@ -1309,7 +1289,7 @@
         </w:tc>
       </w:tr>
     </w:tbl>
-    <w:p ns2:paraId="6AB56E79" ns2:textId="094E7F43">
+    <w:p>
       <w:pPr>
         <w:spacing w:after="0" w:line="240" w:lineRule="auto"/>
         <w:jc w:val="both"/>
@@ -1319,7 +1299,7 @@
       </w:pPr>
     </w:p>
     <w:sectPr>
-      <w:headerReference w:type="default" ns4:id="rId8"/>
+      <w:headerReference w:type="default" r:id="rId8"/>
       <w:pgSz w:w="12240" w:h="15840" w:code="130"/>
       <w:pgMar w:top="1843" w:right="1701" w:bottom="993" w:left="1701" w:header="1247" w:footer="0" w:gutter="0"/>
       <w:cols w:space="720"/>
@@ -1399,7 +1379,7 @@
         <w:b/>
         <w:bCs/>
       </w:rPr>
-      <w:t>06</w:t>
+      <w:t>{{pagina}}</w:t>
     </w:r>
   </w:p>
   <w:p>
@@ -1528,7 +1508,7 @@
             <w:sz w:val="24"/>
             <w:szCs w:val="24"/>
           </w:rPr>
-          <w:t>9</w:t>
+          <w:t>{{libro}}</w:t>
         </w:r>
       </w:sdtContent>
     </w:sdt>
@@ -2261,35 +2241,6 @@
     </w:docPart>
     <w:docPart>
       <w:docPartPr>
-        <w:name w:val="9B9113382CCD4ACEA74CC82467105C75"/>
-        <w:category>
-          <w:name w:val="General"/>
-          <w:gallery w:val="placeholder"/>
-        </w:category>
-        <w:types>
-          <w:type w:val="bbPlcHdr"/>
-        </w:types>
-        <w:behaviors>
-          <w:behavior w:val="content"/>
-        </w:behaviors>
-        <w:guid w:val="{EE024EF1-EA2C-4CD6-9EC3-79B1D7B3161A}"/>
-      </w:docPartPr>
-      <w:docPartBody>
-        <w:p>
-          <w:pPr>
-            <w:pStyle w:val="9B9113382CCD4ACEA74CC82467105C75"/>
-          </w:pPr>
-          <w:r>
-            <w:rPr>
-              <w:rStyle w:val="Textodelmarcadordeposicin"/>
-            </w:rPr>
-            <w:t>Elija un elemento.</w:t>
-          </w:r>
-        </w:p>
-      </w:docPartBody>
-    </w:docPart>
-    <w:docPart>
-      <w:docPartPr>
         <w:name w:val="D44FC897B3C34CD89CADC34939C271EA"/>
         <w:category>
           <w:name w:val="General"/>
@@ -2474,6 +2425,8 @@
     <w:rsid w:val="00824AF9"/>
     <w:rsid w:val="008507A7"/>
     <w:rsid w:val="008516D4"/>
+    <w:rsid w:val="00870FDB"/>
+    <w:rsid w:val="008722B7"/>
     <w:rsid w:val="00881F5C"/>
     <w:rsid w:val="008D2CAB"/>
     <w:rsid w:val="008D6374"/>
@@ -2985,10 +2938,6 @@
       <w:color w:val="808080"/>
     </w:rPr>
   </w:style>
-  <w:style w:type="paragraph" w:customStyle="1" w:styleId="98178542E4DC41F495BECB2009C5E8EC">
-    <w:name w:val="98178542E4DC41F495BECB2009C5E8EC"/>
-    <w:rsid w:val="002A619C"/>
-  </w:style>
   <w:style w:type="paragraph" w:customStyle="1" w:styleId="9B9113382CCD4ACEA74CC82467105C75">
     <w:name w:val="9B9113382CCD4ACEA74CC82467105C75"/>
     <w:rsid w:val="002A619C"/>
@@ -2996,13 +2945,6 @@
   <w:style w:type="paragraph" w:customStyle="1" w:styleId="D44FC897B3C34CD89CADC34939C271EA">
     <w:name w:val="D44FC897B3C34CD89CADC34939C271EA"/>
     <w:rsid w:val="00E35A80"/>
-  </w:style>
-  <w:style w:type="paragraph" w:customStyle="1" w:styleId="845EB68AABB24F24B4E474065761D405">
-    <w:name w:val="845EB68AABB24F24B4E474065761D405"/>
-    <w:rsid w:val="009421E0"/>
-    <w:rPr>
-      <w:lang w:val="es-MX" w:eastAsia="es-MX"/>
-    </w:rPr>
   </w:style>
   <w:style w:type="paragraph" w:customStyle="1" w:styleId="D02D4D79ED4E4D0EAE220BD44D16B49A">
     <w:name w:val="D02D4D79ED4E4D0EAE220BD44D16B49A"/>
